--- a/Sorting/sorting.docx
+++ b/Sorting/sorting.docx
@@ -3614,7 +3614,7 @@
     <w:p>
       <w:r>
         <w:pict w14:anchorId="29A72A15">
-          <v:rect id="_x0000_i1044" style="width:0;height:1.5pt" o:hralign="center" o:hrstd="t" o:hr="t" fillcolor="#a0a0a0" stroked="f"/>
+          <v:rect id="_x0000_i1038" style="width:0;height:1.5pt" o:hralign="center" o:hrstd="t" o:hr="t" fillcolor="#a0a0a0" stroked="f"/>
         </w:pict>
       </w:r>
     </w:p>
@@ -3727,6 +3727,758 @@
         <w:t>.</w:t>
       </w:r>
     </w:p>
+    <w:p/>
+    <w:p/>
+    <w:p/>
+    <w:p/>
+    <w:p/>
+    <w:p/>
+    <w:p>
+      <w:pPr>
+        <w:rPr>
+          <w:b/>
+          <w:bCs/>
+        </w:rPr>
+      </w:pPr>
+      <w:r>
+        <w:rPr>
+          <w:rFonts w:ascii="Segoe UI Emoji" w:hAnsi="Segoe UI Emoji" w:cs="Segoe UI Emoji"/>
+          <w:b/>
+          <w:bCs/>
+          <w:highlight w:val="yellow"/>
+        </w:rPr>
+        <w:lastRenderedPageBreak/>
+        <w:t>🍪</w:t>
+      </w:r>
+      <w:r>
+        <w:rPr>
+          <w:b/>
+          <w:bCs/>
+          <w:highlight w:val="yellow"/>
+        </w:rPr>
+        <w:t xml:space="preserve"> Imagine You Have 4 Cookies:</w:t>
+      </w:r>
+    </w:p>
+    <w:p>
+      <w:r>
+        <w:t>Each cookie has a number on it:</w:t>
+      </w:r>
+    </w:p>
+    <w:p>
+      <w:r>
+        <w:t>[4, 2, 7, 1]</w:t>
+      </w:r>
+    </w:p>
+    <w:p>
+      <w:r>
+        <w:t xml:space="preserve">You want to </w:t>
+      </w:r>
+      <w:r>
+        <w:rPr>
+          <w:b/>
+          <w:bCs/>
+        </w:rPr>
+        <w:t>arrange cookies from smallest to biggest</w:t>
+      </w:r>
+      <w:r>
+        <w:t xml:space="preserve"> (1 → 7).</w:t>
+      </w:r>
+      <w:r>
+        <w:br/>
+        <w:t xml:space="preserve">But… sorting all 4 at once is </w:t>
+      </w:r>
+      <w:r>
+        <w:rPr>
+          <w:b/>
+          <w:bCs/>
+        </w:rPr>
+        <w:t>hard</w:t>
+      </w:r>
+      <w:r>
+        <w:t xml:space="preserve">, right? </w:t>
+      </w:r>
+      <w:r>
+        <w:rPr>
+          <w:rFonts w:ascii="Segoe UI Emoji" w:hAnsi="Segoe UI Emoji" w:cs="Segoe UI Emoji"/>
+        </w:rPr>
+        <w:t>😩</w:t>
+      </w:r>
+    </w:p>
+    <w:p>
+      <w:proofErr w:type="gramStart"/>
+      <w:r>
+        <w:t>So</w:t>
+      </w:r>
+      <w:proofErr w:type="gramEnd"/>
+      <w:r>
+        <w:t xml:space="preserve"> Merge Sort says:</w:t>
+      </w:r>
+    </w:p>
+    <w:p>
+      <w:r>
+        <w:t>“Let’s make the job easy — we’ll split into tiny groups first!”</w:t>
+      </w:r>
+    </w:p>
+    <w:p>
+      <w:r>
+        <w:pict w14:anchorId="79E8984E">
+          <v:rect id="_x0000_i1081" style="width:0;height:1.5pt" o:hralign="center" o:hrstd="t" o:hr="t" fillcolor="#a0a0a0" stroked="f"/>
+        </w:pict>
+      </w:r>
+    </w:p>
+    <w:p>
+      <w:pPr>
+        <w:rPr>
+          <w:b/>
+          <w:bCs/>
+        </w:rPr>
+      </w:pPr>
+      <w:r>
+        <w:rPr>
+          <w:rFonts w:ascii="Segoe UI Emoji" w:hAnsi="Segoe UI Emoji" w:cs="Segoe UI Emoji"/>
+          <w:b/>
+          <w:bCs/>
+        </w:rPr>
+        <w:t>🧩</w:t>
+      </w:r>
+      <w:r>
+        <w:rPr>
+          <w:b/>
+          <w:bCs/>
+        </w:rPr>
+        <w:t xml:space="preserve"> Step 1: Split them </w:t>
+      </w:r>
+      <w:proofErr w:type="gramStart"/>
+      <w:r>
+        <w:rPr>
+          <w:b/>
+          <w:bCs/>
+        </w:rPr>
+        <w:t>again and again</w:t>
+      </w:r>
+      <w:proofErr w:type="gramEnd"/>
+    </w:p>
+    <w:p>
+      <w:r>
+        <w:t>Start with:</w:t>
+      </w:r>
+    </w:p>
+    <w:p>
+      <w:r>
+        <w:t>[4, 2, 7, 1]</w:t>
+      </w:r>
+    </w:p>
+    <w:p>
+      <w:r>
+        <w:t>Split in half →</w:t>
+      </w:r>
+    </w:p>
+    <w:p>
+      <w:r>
+        <w:t>[4, 2]</w:t>
+      </w:r>
+      <w:proofErr w:type="gramStart"/>
+      <w:r>
+        <w:t xml:space="preserve">   [</w:t>
+      </w:r>
+      <w:proofErr w:type="gramEnd"/>
+      <w:r>
+        <w:t>7, 1]</w:t>
+      </w:r>
+    </w:p>
+    <w:p>
+      <w:r>
+        <w:t>Split again →</w:t>
+      </w:r>
+    </w:p>
+    <w:p>
+      <w:r>
+        <w:t>[4] [2]</w:t>
+      </w:r>
+      <w:proofErr w:type="gramStart"/>
+      <w:r>
+        <w:t xml:space="preserve">   [</w:t>
+      </w:r>
+      <w:proofErr w:type="gramEnd"/>
+      <w:r>
+        <w:t>7] [1]</w:t>
+      </w:r>
+    </w:p>
+    <w:p>
+      <w:r>
+        <w:t xml:space="preserve">Now we can’t split more — each group has just </w:t>
+      </w:r>
+      <w:r>
+        <w:rPr>
+          <w:b/>
+          <w:bCs/>
+        </w:rPr>
+        <w:t>1 cookie</w:t>
+      </w:r>
+      <w:r>
+        <w:t xml:space="preserve"> </w:t>
+      </w:r>
+      <w:r>
+        <w:rPr>
+          <w:rFonts w:ascii="Segoe UI Emoji" w:hAnsi="Segoe UI Emoji" w:cs="Segoe UI Emoji"/>
+        </w:rPr>
+        <w:t>🍪</w:t>
+      </w:r>
+    </w:p>
+    <w:p>
+      <w:r>
+        <w:pict w14:anchorId="6B27EE4E">
+          <v:rect id="_x0000_i1082" style="width:0;height:1.5pt" o:hralign="center" o:hrstd="t" o:hr="t" fillcolor="#a0a0a0" stroked="f"/>
+        </w:pict>
+      </w:r>
+    </w:p>
+    <w:p>
+      <w:pPr>
+        <w:rPr>
+          <w:b/>
+          <w:bCs/>
+        </w:rPr>
+      </w:pPr>
+      <w:r>
+        <w:rPr>
+          <w:rFonts w:ascii="Segoe UI Emoji" w:hAnsi="Segoe UI Emoji" w:cs="Segoe UI Emoji"/>
+          <w:b/>
+          <w:bCs/>
+        </w:rPr>
+        <w:t>👯</w:t>
+      </w:r>
+      <w:r>
+        <w:rPr>
+          <w:b/>
+          <w:bCs/>
+        </w:rPr>
+        <w:t xml:space="preserve"> Step 2: Start MERGING — but in sorted order!</w:t>
+      </w:r>
+    </w:p>
+    <w:p>
+      <w:r>
+        <w:t xml:space="preserve">Now we join small </w:t>
+      </w:r>
+      <w:proofErr w:type="gramStart"/>
+      <w:r>
+        <w:t xml:space="preserve">groups </w:t>
+      </w:r>
+      <w:r>
+        <w:rPr>
+          <w:b/>
+          <w:bCs/>
+        </w:rPr>
+        <w:t>back</w:t>
+      </w:r>
+      <w:proofErr w:type="gramEnd"/>
+      <w:r>
+        <w:rPr>
+          <w:b/>
+          <w:bCs/>
+        </w:rPr>
+        <w:t xml:space="preserve"> together</w:t>
+      </w:r>
+      <w:r>
+        <w:t>,</w:t>
+      </w:r>
+      <w:r>
+        <w:br/>
+        <w:t xml:space="preserve">and whenever we join, we keep them </w:t>
+      </w:r>
+      <w:r>
+        <w:rPr>
+          <w:b/>
+          <w:bCs/>
+        </w:rPr>
+        <w:t>sorted</w:t>
+      </w:r>
+      <w:r>
+        <w:t xml:space="preserve"> </w:t>
+      </w:r>
+      <w:r>
+        <w:rPr>
+          <w:rFonts w:ascii="Segoe UI Emoji" w:hAnsi="Segoe UI Emoji" w:cs="Segoe UI Emoji"/>
+        </w:rPr>
+        <w:t>😎</w:t>
+      </w:r>
+    </w:p>
+    <w:p>
+      <w:pPr>
+        <w:rPr>
+          <w:b/>
+          <w:bCs/>
+        </w:rPr>
+      </w:pPr>
+      <w:r>
+        <w:rPr>
+          <w:b/>
+          <w:bCs/>
+        </w:rPr>
+        <w:t>Merge [4] and [2]</w:t>
+      </w:r>
+    </w:p>
+    <w:p>
+      <w:r>
+        <w:t>Compare: 4 and 2</w:t>
+      </w:r>
+      <w:r>
+        <w:br/>
+        <w:t>→ smaller is 2, then 4</w:t>
+      </w:r>
+      <w:r>
+        <w:br/>
+      </w:r>
+      <w:r>
+        <w:rPr>
+          <w:rFonts w:ascii="Segoe UI Emoji" w:hAnsi="Segoe UI Emoji" w:cs="Segoe UI Emoji"/>
+        </w:rPr>
+        <w:t>✅</w:t>
+      </w:r>
+      <w:r>
+        <w:t xml:space="preserve"> new sorted group = [2, 4]</w:t>
+      </w:r>
+    </w:p>
+    <w:p>
+      <w:pPr>
+        <w:rPr>
+          <w:b/>
+          <w:bCs/>
+        </w:rPr>
+      </w:pPr>
+      <w:r>
+        <w:rPr>
+          <w:b/>
+          <w:bCs/>
+        </w:rPr>
+        <w:t>Merge [7] and [1]</w:t>
+      </w:r>
+    </w:p>
+    <w:p>
+      <w:r>
+        <w:lastRenderedPageBreak/>
+        <w:t>Compare: 7 and 1</w:t>
+      </w:r>
+      <w:r>
+        <w:br/>
+        <w:t>→ smaller is 1, then 7</w:t>
+      </w:r>
+      <w:r>
+        <w:br/>
+      </w:r>
+      <w:r>
+        <w:rPr>
+          <w:rFonts w:ascii="Segoe UI Emoji" w:hAnsi="Segoe UI Emoji" w:cs="Segoe UI Emoji"/>
+        </w:rPr>
+        <w:t>✅</w:t>
+      </w:r>
+      <w:r>
+        <w:t xml:space="preserve"> new sorted group = [1, 7]</w:t>
+      </w:r>
+    </w:p>
+    <w:p>
+      <w:r>
+        <w:pict w14:anchorId="75EE1DD8">
+          <v:rect id="_x0000_i1083" style="width:0;height:1.5pt" o:hralign="center" o:hrstd="t" o:hr="t" fillcolor="#a0a0a0" stroked="f"/>
+        </w:pict>
+      </w:r>
+    </w:p>
+    <w:p>
+      <w:pPr>
+        <w:rPr>
+          <w:b/>
+          <w:bCs/>
+        </w:rPr>
+      </w:pPr>
+      <w:r>
+        <w:rPr>
+          <w:rFonts w:ascii="Segoe UI Emoji" w:hAnsi="Segoe UI Emoji" w:cs="Segoe UI Emoji"/>
+          <w:b/>
+          <w:bCs/>
+        </w:rPr>
+        <w:t>🧠</w:t>
+      </w:r>
+      <w:r>
+        <w:rPr>
+          <w:b/>
+          <w:bCs/>
+        </w:rPr>
+        <w:t xml:space="preserve"> Now merge the two groups:</w:t>
+      </w:r>
+    </w:p>
+    <w:p>
+      <w:r>
+        <w:t>[2, 4] and [1, 7]</w:t>
+      </w:r>
+    </w:p>
+    <w:p>
+      <w:proofErr w:type="gramStart"/>
+      <w:r>
+        <w:t>Compare</w:t>
+      </w:r>
+      <w:proofErr w:type="gramEnd"/>
+      <w:r>
+        <w:t xml:space="preserve"> one by one:</w:t>
+      </w:r>
+    </w:p>
+    <w:p>
+      <w:pPr>
+        <w:numPr>
+          <w:ilvl w:val="0"/>
+          <w:numId w:val="36"/>
+        </w:numPr>
+      </w:pPr>
+      <w:r>
+        <w:t>2 vs 1 → pick 1</w:t>
+      </w:r>
+    </w:p>
+    <w:p>
+      <w:pPr>
+        <w:numPr>
+          <w:ilvl w:val="0"/>
+          <w:numId w:val="36"/>
+        </w:numPr>
+      </w:pPr>
+      <w:r>
+        <w:t>2 vs 7 → pick 2</w:t>
+      </w:r>
+    </w:p>
+    <w:p>
+      <w:pPr>
+        <w:numPr>
+          <w:ilvl w:val="0"/>
+          <w:numId w:val="36"/>
+        </w:numPr>
+      </w:pPr>
+      <w:r>
+        <w:t>4 vs 7 → pick 4</w:t>
+      </w:r>
+    </w:p>
+    <w:p>
+      <w:pPr>
+        <w:numPr>
+          <w:ilvl w:val="0"/>
+          <w:numId w:val="36"/>
+        </w:numPr>
+      </w:pPr>
+      <w:r>
+        <w:t xml:space="preserve">only 7 </w:t>
+      </w:r>
+      <w:proofErr w:type="gramStart"/>
+      <w:r>
+        <w:t>left</w:t>
+      </w:r>
+      <w:proofErr w:type="gramEnd"/>
+      <w:r>
+        <w:t xml:space="preserve"> → pick 7</w:t>
+      </w:r>
+    </w:p>
+    <w:p>
+      <w:r>
+        <w:rPr>
+          <w:rFonts w:ascii="Segoe UI Emoji" w:hAnsi="Segoe UI Emoji" w:cs="Segoe UI Emoji"/>
+        </w:rPr>
+        <w:t>✅</w:t>
+      </w:r>
+      <w:r>
+        <w:t xml:space="preserve"> result → [1, 2, 4, 7]</w:t>
+      </w:r>
+    </w:p>
+    <w:p>
+      <w:r>
+        <w:pict w14:anchorId="4AFBDCE2">
+          <v:rect id="_x0000_i1084" style="width:0;height:1.5pt" o:hralign="center" o:hrstd="t" o:hr="t" fillcolor="#a0a0a0" stroked="f"/>
+        </w:pict>
+      </w:r>
+    </w:p>
+    <w:p>
+      <w:r>
+        <w:rPr>
+          <w:rFonts w:ascii="Segoe UI Emoji" w:hAnsi="Segoe UI Emoji" w:cs="Segoe UI Emoji"/>
+        </w:rPr>
+        <w:t>🎉</w:t>
+      </w:r>
+      <w:r>
+        <w:t xml:space="preserve"> All done! The cookies are now sorted nicely:</w:t>
+      </w:r>
+    </w:p>
+    <w:p>
+      <w:r>
+        <w:t>[1, 2, 4, 7]</w:t>
+      </w:r>
+    </w:p>
+    <w:p>
+      <w:r>
+        <w:pict w14:anchorId="3B5595DB">
+          <v:rect id="_x0000_i1085" style="width:0;height:1.5pt" o:hralign="center" o:hrstd="t" o:hr="t" fillcolor="#a0a0a0" stroked="f"/>
+        </w:pict>
+      </w:r>
+    </w:p>
+    <w:p>
+      <w:pPr>
+        <w:rPr>
+          <w:b/>
+          <w:bCs/>
+        </w:rPr>
+      </w:pPr>
+      <w:r>
+        <w:rPr>
+          <w:rFonts w:ascii="Segoe UI Emoji" w:hAnsi="Segoe UI Emoji" w:cs="Segoe UI Emoji"/>
+          <w:b/>
+          <w:bCs/>
+        </w:rPr>
+        <w:t>💡</w:t>
+      </w:r>
+      <w:r>
+        <w:rPr>
+          <w:b/>
+          <w:bCs/>
+        </w:rPr>
+        <w:t xml:space="preserve"> So what happened?</w:t>
+      </w:r>
+    </w:p>
+    <w:p>
+      <w:r>
+        <w:t xml:space="preserve">Merge Sort always does </w:t>
+      </w:r>
+      <w:r>
+        <w:rPr>
+          <w:b/>
+          <w:bCs/>
+        </w:rPr>
+        <w:t>3 things:</w:t>
+      </w:r>
+    </w:p>
+    <w:p>
+      <w:r>
+        <w:t>1️</w:t>
+      </w:r>
+      <w:r>
+        <w:rPr>
+          <w:rFonts w:ascii="Segoe UI Symbol" w:hAnsi="Segoe UI Symbol" w:cs="Segoe UI Symbol"/>
+        </w:rPr>
+        <w:t>⃣</w:t>
+      </w:r>
+      <w:r>
+        <w:t xml:space="preserve"> </w:t>
+      </w:r>
+      <w:r>
+        <w:rPr>
+          <w:b/>
+          <w:bCs/>
+        </w:rPr>
+        <w:t>Split</w:t>
+      </w:r>
+      <w:r>
+        <w:t xml:space="preserve"> the list into tiny pieces (until one element each)</w:t>
+      </w:r>
+      <w:r>
+        <w:br/>
+        <w:t>2️</w:t>
+      </w:r>
+      <w:r>
+        <w:rPr>
+          <w:rFonts w:ascii="Segoe UI Symbol" w:hAnsi="Segoe UI Symbol" w:cs="Segoe UI Symbol"/>
+        </w:rPr>
+        <w:t>⃣</w:t>
+      </w:r>
+      <w:r>
+        <w:t xml:space="preserve"> </w:t>
+      </w:r>
+      <w:r>
+        <w:rPr>
+          <w:b/>
+          <w:bCs/>
+        </w:rPr>
+        <w:t>Merge</w:t>
+      </w:r>
+      <w:r>
+        <w:t xml:space="preserve"> them back one by one</w:t>
+      </w:r>
+      <w:r>
+        <w:br/>
+        <w:t>3️</w:t>
+      </w:r>
+      <w:r>
+        <w:rPr>
+          <w:rFonts w:ascii="Segoe UI Symbol" w:hAnsi="Segoe UI Symbol" w:cs="Segoe UI Symbol"/>
+        </w:rPr>
+        <w:t>⃣</w:t>
+      </w:r>
+      <w:r>
+        <w:t xml:space="preserve"> </w:t>
+      </w:r>
+      <w:r>
+        <w:rPr>
+          <w:b/>
+          <w:bCs/>
+        </w:rPr>
+        <w:t>While merging</w:t>
+      </w:r>
+      <w:r>
+        <w:t xml:space="preserve">, keep them in </w:t>
+      </w:r>
+      <w:r>
+        <w:rPr>
+          <w:b/>
+          <w:bCs/>
+        </w:rPr>
+        <w:t>order</w:t>
+      </w:r>
+    </w:p>
+    <w:p>
+      <w:r>
+        <w:pict w14:anchorId="5D62BE89">
+          <v:rect id="_x0000_i1086" style="width:0;height:1.5pt" o:hralign="center" o:hrstd="t" o:hr="t" fillcolor="#a0a0a0" stroked="f"/>
+        </w:pict>
+      </w:r>
+    </w:p>
+    <w:p>
+      <w:pPr>
+        <w:rPr>
+          <w:b/>
+          <w:bCs/>
+        </w:rPr>
+      </w:pPr>
+      <w:r>
+        <w:rPr>
+          <w:rFonts w:ascii="Segoe UI Emoji" w:hAnsi="Segoe UI Emoji" w:cs="Segoe UI Emoji"/>
+          <w:b/>
+          <w:bCs/>
+        </w:rPr>
+        <w:t>⚙️</w:t>
+      </w:r>
+      <w:r>
+        <w:rPr>
+          <w:b/>
+          <w:bCs/>
+        </w:rPr>
+        <w:t xml:space="preserve"> Simple way to remember:</w:t>
+      </w:r>
+    </w:p>
+    <w:p>
+      <w:r>
+        <w:rPr>
+          <w:rFonts w:ascii="Segoe UI Emoji" w:hAnsi="Segoe UI Emoji" w:cs="Segoe UI Emoji"/>
+        </w:rPr>
+        <w:t>🪓</w:t>
+      </w:r>
+      <w:r>
+        <w:t xml:space="preserve"> “Cut, cut, cut…”</w:t>
+      </w:r>
+      <w:r>
+        <w:br/>
+      </w:r>
+      <w:r>
+        <w:rPr>
+          <w:rFonts w:ascii="Segoe UI Emoji" w:hAnsi="Segoe UI Emoji" w:cs="Segoe UI Emoji"/>
+        </w:rPr>
+        <w:t>🧩</w:t>
+      </w:r>
+      <w:r>
+        <w:t xml:space="preserve"> “Join back in order.”</w:t>
+      </w:r>
+    </w:p>
+    <w:p>
+      <w:r>
+        <w:pict w14:anchorId="30346EA7">
+          <v:rect id="_x0000_i1087" style="width:0;height:1.5pt" o:hralign="center" o:hrstd="t" o:hr="t" fillcolor="#a0a0a0" stroked="f"/>
+        </w:pict>
+      </w:r>
+    </w:p>
+    <w:p>
+      <w:pPr>
+        <w:rPr>
+          <w:b/>
+          <w:bCs/>
+        </w:rPr>
+      </w:pPr>
+      <w:r>
+        <w:rPr>
+          <w:rFonts w:ascii="Segoe UI Emoji" w:hAnsi="Segoe UI Emoji" w:cs="Segoe UI Emoji"/>
+          <w:b/>
+          <w:bCs/>
+        </w:rPr>
+        <w:t>👀</w:t>
+      </w:r>
+      <w:r>
+        <w:rPr>
+          <w:b/>
+          <w:bCs/>
+        </w:rPr>
+        <w:t xml:space="preserve"> Visual (imagine like stairs):</w:t>
+      </w:r>
+    </w:p>
+    <w:p>
+      <w:r>
+        <w:lastRenderedPageBreak/>
+        <w:t>[4, 2, 7, 1]</w:t>
+      </w:r>
+    </w:p>
+    <w:p>
+      <w:r>
+        <w:t xml:space="preserve">   ↓ Split</w:t>
+      </w:r>
+    </w:p>
+    <w:p>
+      <w:r>
+        <w:t>[4, 2]</w:t>
+      </w:r>
+      <w:proofErr w:type="gramStart"/>
+      <w:r>
+        <w:t xml:space="preserve">   [</w:t>
+      </w:r>
+      <w:proofErr w:type="gramEnd"/>
+      <w:r>
+        <w:t>7, 1]</w:t>
+      </w:r>
+    </w:p>
+    <w:p>
+      <w:r>
+        <w:t xml:space="preserve"> ↓         ↓</w:t>
+      </w:r>
+    </w:p>
+    <w:p>
+      <w:r>
+        <w:t>[4] [2]</w:t>
+      </w:r>
+      <w:proofErr w:type="gramStart"/>
+      <w:r>
+        <w:t xml:space="preserve">   [</w:t>
+      </w:r>
+      <w:proofErr w:type="gramEnd"/>
+      <w:r>
+        <w:t>7] [1]</w:t>
+      </w:r>
+    </w:p>
+    <w:p>
+      <w:r>
+        <w:t xml:space="preserve">   ↓ Merge</w:t>
+      </w:r>
+    </w:p>
+    <w:p>
+      <w:r>
+        <w:t>[2, 4]</w:t>
+      </w:r>
+      <w:proofErr w:type="gramStart"/>
+      <w:r>
+        <w:t xml:space="preserve">   [</w:t>
+      </w:r>
+      <w:proofErr w:type="gramEnd"/>
+      <w:r>
+        <w:t>1, 7]</w:t>
+      </w:r>
+    </w:p>
+    <w:p>
+      <w:r>
+        <w:t xml:space="preserve">   ↓ Merge</w:t>
+      </w:r>
+    </w:p>
+    <w:p>
+      <w:r>
+        <w:t>[1, 2, 4, 7]</w:t>
+      </w:r>
+    </w:p>
+    <w:p/>
     <w:p/>
     <w:sectPr>
       <w:pgSz w:w="12240" w:h="15840"/>
@@ -5046,6 +5798,155 @@
     </w:lvl>
   </w:abstractNum>
   <w:abstractNum w:abstractNumId="9" w15:restartNumberingAfterBreak="0">
+    <w:nsid w:val="383F07C2"/>
+    <w:multiLevelType w:val="multilevel"/>
+    <w:tmpl w:val="B01810BA"/>
+    <w:lvl w:ilvl="0">
+      <w:start w:val="1"/>
+      <w:numFmt w:val="bullet"/>
+      <w:lvlText w:val=""/>
+      <w:lvlJc w:val="left"/>
+      <w:pPr>
+        <w:tabs>
+          <w:tab w:val="num" w:pos="720"/>
+        </w:tabs>
+        <w:ind w:left="720" w:hanging="360"/>
+      </w:pPr>
+      <w:rPr>
+        <w:rFonts w:ascii="Symbol" w:hAnsi="Symbol" w:hint="default"/>
+        <w:sz w:val="20"/>
+      </w:rPr>
+    </w:lvl>
+    <w:lvl w:ilvl="1" w:tentative="1">
+      <w:start w:val="1"/>
+      <w:numFmt w:val="bullet"/>
+      <w:lvlText w:val="o"/>
+      <w:lvlJc w:val="left"/>
+      <w:pPr>
+        <w:tabs>
+          <w:tab w:val="num" w:pos="1440"/>
+        </w:tabs>
+        <w:ind w:left="1440" w:hanging="360"/>
+      </w:pPr>
+      <w:rPr>
+        <w:rFonts w:ascii="Courier New" w:hAnsi="Courier New" w:hint="default"/>
+        <w:sz w:val="20"/>
+      </w:rPr>
+    </w:lvl>
+    <w:lvl w:ilvl="2" w:tentative="1">
+      <w:start w:val="1"/>
+      <w:numFmt w:val="bullet"/>
+      <w:lvlText w:val=""/>
+      <w:lvlJc w:val="left"/>
+      <w:pPr>
+        <w:tabs>
+          <w:tab w:val="num" w:pos="2160"/>
+        </w:tabs>
+        <w:ind w:left="2160" w:hanging="360"/>
+      </w:pPr>
+      <w:rPr>
+        <w:rFonts w:ascii="Wingdings" w:hAnsi="Wingdings" w:hint="default"/>
+        <w:sz w:val="20"/>
+      </w:rPr>
+    </w:lvl>
+    <w:lvl w:ilvl="3" w:tentative="1">
+      <w:start w:val="1"/>
+      <w:numFmt w:val="bullet"/>
+      <w:lvlText w:val=""/>
+      <w:lvlJc w:val="left"/>
+      <w:pPr>
+        <w:tabs>
+          <w:tab w:val="num" w:pos="2880"/>
+        </w:tabs>
+        <w:ind w:left="2880" w:hanging="360"/>
+      </w:pPr>
+      <w:rPr>
+        <w:rFonts w:ascii="Wingdings" w:hAnsi="Wingdings" w:hint="default"/>
+        <w:sz w:val="20"/>
+      </w:rPr>
+    </w:lvl>
+    <w:lvl w:ilvl="4" w:tentative="1">
+      <w:start w:val="1"/>
+      <w:numFmt w:val="bullet"/>
+      <w:lvlText w:val=""/>
+      <w:lvlJc w:val="left"/>
+      <w:pPr>
+        <w:tabs>
+          <w:tab w:val="num" w:pos="3600"/>
+        </w:tabs>
+        <w:ind w:left="3600" w:hanging="360"/>
+      </w:pPr>
+      <w:rPr>
+        <w:rFonts w:ascii="Wingdings" w:hAnsi="Wingdings" w:hint="default"/>
+        <w:sz w:val="20"/>
+      </w:rPr>
+    </w:lvl>
+    <w:lvl w:ilvl="5" w:tentative="1">
+      <w:start w:val="1"/>
+      <w:numFmt w:val="bullet"/>
+      <w:lvlText w:val=""/>
+      <w:lvlJc w:val="left"/>
+      <w:pPr>
+        <w:tabs>
+          <w:tab w:val="num" w:pos="4320"/>
+        </w:tabs>
+        <w:ind w:left="4320" w:hanging="360"/>
+      </w:pPr>
+      <w:rPr>
+        <w:rFonts w:ascii="Wingdings" w:hAnsi="Wingdings" w:hint="default"/>
+        <w:sz w:val="20"/>
+      </w:rPr>
+    </w:lvl>
+    <w:lvl w:ilvl="6" w:tentative="1">
+      <w:start w:val="1"/>
+      <w:numFmt w:val="bullet"/>
+      <w:lvlText w:val=""/>
+      <w:lvlJc w:val="left"/>
+      <w:pPr>
+        <w:tabs>
+          <w:tab w:val="num" w:pos="5040"/>
+        </w:tabs>
+        <w:ind w:left="5040" w:hanging="360"/>
+      </w:pPr>
+      <w:rPr>
+        <w:rFonts w:ascii="Wingdings" w:hAnsi="Wingdings" w:hint="default"/>
+        <w:sz w:val="20"/>
+      </w:rPr>
+    </w:lvl>
+    <w:lvl w:ilvl="7" w:tentative="1">
+      <w:start w:val="1"/>
+      <w:numFmt w:val="bullet"/>
+      <w:lvlText w:val=""/>
+      <w:lvlJc w:val="left"/>
+      <w:pPr>
+        <w:tabs>
+          <w:tab w:val="num" w:pos="5760"/>
+        </w:tabs>
+        <w:ind w:left="5760" w:hanging="360"/>
+      </w:pPr>
+      <w:rPr>
+        <w:rFonts w:ascii="Wingdings" w:hAnsi="Wingdings" w:hint="default"/>
+        <w:sz w:val="20"/>
+      </w:rPr>
+    </w:lvl>
+    <w:lvl w:ilvl="8" w:tentative="1">
+      <w:start w:val="1"/>
+      <w:numFmt w:val="bullet"/>
+      <w:lvlText w:val=""/>
+      <w:lvlJc w:val="left"/>
+      <w:pPr>
+        <w:tabs>
+          <w:tab w:val="num" w:pos="6480"/>
+        </w:tabs>
+        <w:ind w:left="6480" w:hanging="360"/>
+      </w:pPr>
+      <w:rPr>
+        <w:rFonts w:ascii="Wingdings" w:hAnsi="Wingdings" w:hint="default"/>
+        <w:sz w:val="20"/>
+      </w:rPr>
+    </w:lvl>
+  </w:abstractNum>
+  <w:abstractNum w:abstractNumId="10" w15:restartNumberingAfterBreak="0">
     <w:nsid w:val="3B6676E5"/>
     <w:multiLevelType w:val="multilevel"/>
     <w:tmpl w:val="FE90A2BC"/>
@@ -5194,7 +6095,7 @@
       </w:rPr>
     </w:lvl>
   </w:abstractNum>
-  <w:abstractNum w:abstractNumId="10" w15:restartNumberingAfterBreak="0">
+  <w:abstractNum w:abstractNumId="11" w15:restartNumberingAfterBreak="0">
     <w:nsid w:val="3D117338"/>
     <w:multiLevelType w:val="multilevel"/>
     <w:tmpl w:val="F9B083A2"/>
@@ -5343,7 +6244,7 @@
       </w:rPr>
     </w:lvl>
   </w:abstractNum>
-  <w:abstractNum w:abstractNumId="11" w15:restartNumberingAfterBreak="0">
+  <w:abstractNum w:abstractNumId="12" w15:restartNumberingAfterBreak="0">
     <w:nsid w:val="3D7E58D9"/>
     <w:multiLevelType w:val="multilevel"/>
     <w:tmpl w:val="9DD2EC08"/>
@@ -5492,7 +6393,7 @@
       </w:rPr>
     </w:lvl>
   </w:abstractNum>
-  <w:abstractNum w:abstractNumId="12" w15:restartNumberingAfterBreak="0">
+  <w:abstractNum w:abstractNumId="13" w15:restartNumberingAfterBreak="0">
     <w:nsid w:val="41B91A77"/>
     <w:multiLevelType w:val="multilevel"/>
     <w:tmpl w:val="D6F61862"/>
@@ -5641,7 +6542,7 @@
       </w:rPr>
     </w:lvl>
   </w:abstractNum>
-  <w:abstractNum w:abstractNumId="13" w15:restartNumberingAfterBreak="0">
+  <w:abstractNum w:abstractNumId="14" w15:restartNumberingAfterBreak="0">
     <w:nsid w:val="4236444D"/>
     <w:multiLevelType w:val="multilevel"/>
     <w:tmpl w:val="08562008"/>
@@ -5758,7 +6659,7 @@
       </w:pPr>
     </w:lvl>
   </w:abstractNum>
-  <w:abstractNum w:abstractNumId="14" w15:restartNumberingAfterBreak="0">
+  <w:abstractNum w:abstractNumId="15" w15:restartNumberingAfterBreak="0">
     <w:nsid w:val="43740478"/>
     <w:multiLevelType w:val="multilevel"/>
     <w:tmpl w:val="63C4EDD4"/>
@@ -5875,7 +6776,7 @@
       </w:pPr>
     </w:lvl>
   </w:abstractNum>
-  <w:abstractNum w:abstractNumId="15" w15:restartNumberingAfterBreak="0">
+  <w:abstractNum w:abstractNumId="16" w15:restartNumberingAfterBreak="0">
     <w:nsid w:val="45C97545"/>
     <w:multiLevelType w:val="multilevel"/>
     <w:tmpl w:val="4E5EBC8E"/>
@@ -6024,7 +6925,7 @@
       </w:rPr>
     </w:lvl>
   </w:abstractNum>
-  <w:abstractNum w:abstractNumId="16" w15:restartNumberingAfterBreak="0">
+  <w:abstractNum w:abstractNumId="17" w15:restartNumberingAfterBreak="0">
     <w:nsid w:val="45EA59B7"/>
     <w:multiLevelType w:val="multilevel"/>
     <w:tmpl w:val="05E0AA5E"/>
@@ -6173,7 +7074,7 @@
       </w:rPr>
     </w:lvl>
   </w:abstractNum>
-  <w:abstractNum w:abstractNumId="17" w15:restartNumberingAfterBreak="0">
+  <w:abstractNum w:abstractNumId="18" w15:restartNumberingAfterBreak="0">
     <w:nsid w:val="4A473B3A"/>
     <w:multiLevelType w:val="multilevel"/>
     <w:tmpl w:val="A828759A"/>
@@ -6322,7 +7223,7 @@
       </w:rPr>
     </w:lvl>
   </w:abstractNum>
-  <w:abstractNum w:abstractNumId="18" w15:restartNumberingAfterBreak="0">
+  <w:abstractNum w:abstractNumId="19" w15:restartNumberingAfterBreak="0">
     <w:nsid w:val="4BD03DC4"/>
     <w:multiLevelType w:val="multilevel"/>
     <w:tmpl w:val="89C6F6F6"/>
@@ -6471,7 +7372,7 @@
       </w:rPr>
     </w:lvl>
   </w:abstractNum>
-  <w:abstractNum w:abstractNumId="19" w15:restartNumberingAfterBreak="0">
+  <w:abstractNum w:abstractNumId="20" w15:restartNumberingAfterBreak="0">
     <w:nsid w:val="504D5205"/>
     <w:multiLevelType w:val="multilevel"/>
     <w:tmpl w:val="BBCAD2BA"/>
@@ -6584,7 +7485,7 @@
       </w:pPr>
     </w:lvl>
   </w:abstractNum>
-  <w:abstractNum w:abstractNumId="20" w15:restartNumberingAfterBreak="0">
+  <w:abstractNum w:abstractNumId="21" w15:restartNumberingAfterBreak="0">
     <w:nsid w:val="516E3F9B"/>
     <w:multiLevelType w:val="multilevel"/>
     <w:tmpl w:val="9D32F32C"/>
@@ -6733,7 +7634,7 @@
       </w:rPr>
     </w:lvl>
   </w:abstractNum>
-  <w:abstractNum w:abstractNumId="21" w15:restartNumberingAfterBreak="0">
+  <w:abstractNum w:abstractNumId="22" w15:restartNumberingAfterBreak="0">
     <w:nsid w:val="52FF5A18"/>
     <w:multiLevelType w:val="multilevel"/>
     <w:tmpl w:val="39A245E6"/>
@@ -6882,7 +7783,7 @@
       </w:rPr>
     </w:lvl>
   </w:abstractNum>
-  <w:abstractNum w:abstractNumId="22" w15:restartNumberingAfterBreak="0">
+  <w:abstractNum w:abstractNumId="23" w15:restartNumberingAfterBreak="0">
     <w:nsid w:val="5A984905"/>
     <w:multiLevelType w:val="multilevel"/>
     <w:tmpl w:val="23FE1B6E"/>
@@ -7031,7 +7932,7 @@
       </w:rPr>
     </w:lvl>
   </w:abstractNum>
-  <w:abstractNum w:abstractNumId="23" w15:restartNumberingAfterBreak="0">
+  <w:abstractNum w:abstractNumId="24" w15:restartNumberingAfterBreak="0">
     <w:nsid w:val="614F6956"/>
     <w:multiLevelType w:val="multilevel"/>
     <w:tmpl w:val="CA804688"/>
@@ -7180,7 +8081,7 @@
       </w:rPr>
     </w:lvl>
   </w:abstractNum>
-  <w:abstractNum w:abstractNumId="24" w15:restartNumberingAfterBreak="0">
+  <w:abstractNum w:abstractNumId="25" w15:restartNumberingAfterBreak="0">
     <w:nsid w:val="6D413845"/>
     <w:multiLevelType w:val="multilevel"/>
     <w:tmpl w:val="F65270DE"/>
@@ -7329,7 +8230,7 @@
       </w:rPr>
     </w:lvl>
   </w:abstractNum>
-  <w:abstractNum w:abstractNumId="25" w15:restartNumberingAfterBreak="0">
+  <w:abstractNum w:abstractNumId="26" w15:restartNumberingAfterBreak="0">
     <w:nsid w:val="6EE231D8"/>
     <w:multiLevelType w:val="multilevel"/>
     <w:tmpl w:val="CA686C60"/>
@@ -7478,7 +8379,7 @@
       </w:rPr>
     </w:lvl>
   </w:abstractNum>
-  <w:abstractNum w:abstractNumId="26" w15:restartNumberingAfterBreak="0">
+  <w:abstractNum w:abstractNumId="27" w15:restartNumberingAfterBreak="0">
     <w:nsid w:val="72880920"/>
     <w:multiLevelType w:val="multilevel"/>
     <w:tmpl w:val="6D303370"/>
@@ -7591,7 +8492,7 @@
       </w:pPr>
     </w:lvl>
   </w:abstractNum>
-  <w:abstractNum w:abstractNumId="27" w15:restartNumberingAfterBreak="0">
+  <w:abstractNum w:abstractNumId="28" w15:restartNumberingAfterBreak="0">
     <w:nsid w:val="7E037A5E"/>
     <w:multiLevelType w:val="multilevel"/>
     <w:tmpl w:val="58D8E630"/>
@@ -7741,19 +8642,19 @@
     </w:lvl>
   </w:abstractNum>
   <w:num w:numId="1" w16cid:durableId="1532185314">
-    <w:abstractNumId w:val="25"/>
+    <w:abstractNumId w:val="26"/>
     <w:lvlOverride w:ilvl="0">
       <w:startOverride w:val="1"/>
     </w:lvlOverride>
   </w:num>
   <w:num w:numId="2" w16cid:durableId="117186795">
-    <w:abstractNumId w:val="25"/>
+    <w:abstractNumId w:val="26"/>
     <w:lvlOverride w:ilvl="0">
       <w:startOverride w:val="2"/>
     </w:lvlOverride>
   </w:num>
   <w:num w:numId="3" w16cid:durableId="554437688">
-    <w:abstractNumId w:val="25"/>
+    <w:abstractNumId w:val="26"/>
     <w:lvlOverride w:ilvl="0">
       <w:startOverride w:val="3"/>
     </w:lvlOverride>
@@ -7801,28 +8702,28 @@
     </w:lvlOverride>
   </w:num>
   <w:num w:numId="11" w16cid:durableId="827019981">
-    <w:abstractNumId w:val="16"/>
+    <w:abstractNumId w:val="17"/>
   </w:num>
   <w:num w:numId="12" w16cid:durableId="4483959">
-    <w:abstractNumId w:val="17"/>
+    <w:abstractNumId w:val="18"/>
   </w:num>
   <w:num w:numId="13" w16cid:durableId="1083187623">
-    <w:abstractNumId w:val="14"/>
+    <w:abstractNumId w:val="15"/>
   </w:num>
   <w:num w:numId="14" w16cid:durableId="1434595086">
-    <w:abstractNumId w:val="12"/>
+    <w:abstractNumId w:val="13"/>
   </w:num>
   <w:num w:numId="15" w16cid:durableId="1236355508">
-    <w:abstractNumId w:val="22"/>
+    <w:abstractNumId w:val="23"/>
   </w:num>
   <w:num w:numId="16" w16cid:durableId="1753046770">
-    <w:abstractNumId w:val="18"/>
+    <w:abstractNumId w:val="19"/>
   </w:num>
   <w:num w:numId="17" w16cid:durableId="1556744957">
-    <w:abstractNumId w:val="9"/>
+    <w:abstractNumId w:val="10"/>
   </w:num>
   <w:num w:numId="18" w16cid:durableId="1282296440">
-    <w:abstractNumId w:val="24"/>
+    <w:abstractNumId w:val="25"/>
   </w:num>
   <w:num w:numId="19" w16cid:durableId="875700351">
     <w:abstractNumId w:val="5"/>
@@ -7831,10 +8732,10 @@
     <w:abstractNumId w:val="3"/>
   </w:num>
   <w:num w:numId="21" w16cid:durableId="1248491065">
-    <w:abstractNumId w:val="11"/>
+    <w:abstractNumId w:val="12"/>
   </w:num>
   <w:num w:numId="22" w16cid:durableId="322321938">
-    <w:abstractNumId w:val="23"/>
+    <w:abstractNumId w:val="24"/>
   </w:num>
   <w:num w:numId="23" w16cid:durableId="723484075">
     <w:abstractNumId w:val="0"/>
@@ -7843,37 +8744,40 @@
     <w:abstractNumId w:val="7"/>
   </w:num>
   <w:num w:numId="25" w16cid:durableId="673535681">
-    <w:abstractNumId w:val="13"/>
+    <w:abstractNumId w:val="14"/>
   </w:num>
   <w:num w:numId="26" w16cid:durableId="1421755163">
-    <w:abstractNumId w:val="19"/>
+    <w:abstractNumId w:val="20"/>
   </w:num>
   <w:num w:numId="27" w16cid:durableId="1878735280">
     <w:abstractNumId w:val="4"/>
   </w:num>
   <w:num w:numId="28" w16cid:durableId="216475404">
-    <w:abstractNumId w:val="21"/>
+    <w:abstractNumId w:val="22"/>
   </w:num>
   <w:num w:numId="29" w16cid:durableId="972826207">
-    <w:abstractNumId w:val="10"/>
+    <w:abstractNumId w:val="11"/>
   </w:num>
   <w:num w:numId="30" w16cid:durableId="1483237509">
-    <w:abstractNumId w:val="26"/>
+    <w:abstractNumId w:val="27"/>
   </w:num>
   <w:num w:numId="31" w16cid:durableId="1019157988">
-    <w:abstractNumId w:val="20"/>
+    <w:abstractNumId w:val="21"/>
   </w:num>
   <w:num w:numId="32" w16cid:durableId="388068674">
     <w:abstractNumId w:val="6"/>
   </w:num>
   <w:num w:numId="33" w16cid:durableId="94711316">
-    <w:abstractNumId w:val="15"/>
+    <w:abstractNumId w:val="16"/>
   </w:num>
   <w:num w:numId="34" w16cid:durableId="986010337">
-    <w:abstractNumId w:val="27"/>
+    <w:abstractNumId w:val="28"/>
   </w:num>
   <w:num w:numId="35" w16cid:durableId="80417691">
     <w:abstractNumId w:val="8"/>
+  </w:num>
+  <w:num w:numId="36" w16cid:durableId="158272613">
+    <w:abstractNumId w:val="9"/>
   </w:num>
 </w:numbering>
 </file>
